--- a/docs/ProjectdocInfo/DBRelations/DB Relations.docx
+++ b/docs/ProjectdocInfo/DBRelations/DB Relations.docx
@@ -5520,7 +5520,7 @@
       <w:r>
         <w:drawing>
           <wp:inline distT="0" distB="0" distL="0" distR="0">
-            <wp:extent cx="5219700" cy="6019800"/>
+            <wp:extent cx="5295900" cy="6019800"/>
             <wp:effectExtent t="0" r="0" b="0" l="0"/>
             <wp:docPr id="1" name="" descr="" title=""/>
             <wp:cNvGraphicFramePr>
@@ -5551,7 +5551,7 @@
                   <pic:spPr bwMode="auto">
                     <a:xfrm>
                       <a:off x="0" y="0"/>
-                      <a:ext cx="5219700" cy="6019800"/>
+                      <a:ext cx="5295900" cy="6019800"/>
                     </a:xfrm>
                     <a:prstGeom prst="rect">
                       <a:avLst/>
@@ -10218,7 +10218,7 @@
       <w:r>
         <w:drawing>
           <wp:inline distT="0" distB="0" distL="0" distR="0">
-            <wp:extent cx="6096000" cy="3733800"/>
+            <wp:extent cx="6172200" cy="3733800"/>
             <wp:effectExtent t="0" r="0" b="0" l="0"/>
             <wp:docPr id="1" name="" descr="" title=""/>
             <wp:cNvGraphicFramePr>
@@ -10249,7 +10249,7 @@
                   <pic:spPr bwMode="auto">
                     <a:xfrm>
                       <a:off x="0" y="0"/>
-                      <a:ext cx="6096000" cy="3733800"/>
+                      <a:ext cx="6172200" cy="3733800"/>
                     </a:xfrm>
                     <a:prstGeom prst="rect">
                       <a:avLst/>
@@ -10283,7 +10283,7 @@
       <w:r>
         <w:drawing>
           <wp:inline distT="0" distB="0" distL="0" distR="0">
-            <wp:extent cx="4648200" cy="3124200"/>
+            <wp:extent cx="4724400" cy="3124200"/>
             <wp:effectExtent t="0" r="0" b="0" l="0"/>
             <wp:docPr id="1" name="" descr="" title=""/>
             <wp:cNvGraphicFramePr>
@@ -10314,7 +10314,7 @@
                   <pic:spPr bwMode="auto">
                     <a:xfrm>
                       <a:off x="0" y="0"/>
-                      <a:ext cx="4648200" cy="3124200"/>
+                      <a:ext cx="4724400" cy="3124200"/>
                     </a:xfrm>
                     <a:prstGeom prst="rect">
                       <a:avLst/>

--- a/docs/ProjectdocInfo/DBRelations/DB Relations.docx
+++ b/docs/ProjectdocInfo/DBRelations/DB Relations.docx
@@ -950,7 +950,7 @@
         <w:keepNext/>
       </w:pPr>
       <w:r>
-        <w:t xml:space="preserve">Part 1: The base tables (the Mini ERP before Version 2.0)</w:t>
+        <w:t xml:space="preserve">Part 1: The base tables (Refrigerator Factory before Version 2.0)</w:t>
       </w:r>
     </w:p>
     <w:p>
